--- a/zhs/docx/033.content.docx
+++ b/zhs/docx/033.content.docx
@@ -249,25 +249,7 @@
         <w:rPr>
           <w:lang w:val="zh_CN" w:bidi="zh_CN"/>
         </w:rPr>
-        <w:t>洁净是一个人的正常状态，但如果一个人不遵守洁净的条例，他就可能会变得不洁净。关于物品是洁净或不洁净的条例，有助于</w:t>
-      </w:r>
-      <w:hyperlink r:id="rId13">
-        <w:r>
-          <w:rPr>
-            <w:lang w:val="zh_CN" w:bidi="zh_CN"/>
-          </w:rPr>
-          <w:rPr>
-            <w:color w:val="0000EE"/>
-            <w:u w:val="single"/>
-          </w:rPr>
-          <w:t>以色列人</w:t>
-        </w:r>
-      </w:hyperlink>
-      <w:r>
-        <w:rPr>
-          <w:lang w:val="zh_CN" w:bidi="zh_CN"/>
-        </w:rPr>
-        <w:t>记住他们是神特别的子民。正如洁净的物品要远离不洁净的物品一样，以色列人必须远离不洁净的东西。这些东西可能是不洁净的动物或物品，或不洁净的行为，比如罪。</w:t>
+        <w:t>洁净是一个人的正常状态，但如果一个人不遵守洁净的条例，他就可能会变得不洁净。关于物品是洁净或不洁净的条例，有助于以色列人记住他们是神特别的子民。正如洁净的物品要远离不洁净的物品一样，以色列人必须远离不洁净的东西。这些东西可能是不洁净的动物或物品，或不洁净的行为，比如罪。</w:t>
       </w:r>
     </w:p>
     <w:p>
@@ -309,68 +291,32 @@
         <w:rPr>
           <w:lang w:val="zh_CN" w:bidi="zh_CN"/>
         </w:rPr>
-        <w:t>在</w:t>
-      </w:r>
-      <w:hyperlink r:id="rId14">
-        <w:r>
-          <w:rPr>
-            <w:lang w:val="zh_CN" w:bidi="zh_CN"/>
-          </w:rPr>
-          <w:rPr>
-            <w:color w:val="0000EE"/>
-            <w:u w:val="single"/>
-          </w:rPr>
-          <w:t>敬拜</w:t>
-        </w:r>
-      </w:hyperlink>
-      <w:r>
-        <w:rPr>
-          <w:lang w:val="zh_CN" w:bidi="zh_CN"/>
-        </w:rPr>
-        <w:t>神的时候，洁净和不洁净之间的区别非常重要。所有不洁净的东西都不可以进入</w:t>
-      </w:r>
-      <w:hyperlink r:id="rId15">
-        <w:r>
-          <w:rPr>
-            <w:lang w:val="zh_CN" w:bidi="zh_CN"/>
-          </w:rPr>
-          <w:rPr>
-            <w:color w:val="0000EE"/>
-            <w:u w:val="single"/>
-          </w:rPr>
-          <w:t>圣殿</w:t>
-        </w:r>
-      </w:hyperlink>
+        <w:t>在敬拜神的时候，洁净和不洁净之间的区别非常重要。所有不洁净的东西都不可以进入</w:t>
+      </w:r>
+      <w:r>
+        <w:rPr>
+          <w:lang w:val="zh_CN" w:bidi="zh_CN"/>
+        </w:rPr>
+        <w:t>圣殿</w:t>
+      </w:r>
       <w:r>
         <w:rPr>
           <w:lang w:val="zh_CN" w:bidi="zh_CN"/>
         </w:rPr>
         <w:t>。神已</w:t>
       </w:r>
-      <w:hyperlink r:id="rId16">
-        <w:r>
-          <w:rPr>
-            <w:lang w:val="zh_CN" w:bidi="zh_CN"/>
-          </w:rPr>
-          <w:rPr>
-            <w:color w:val="0000EE"/>
-            <w:u w:val="single"/>
-          </w:rPr>
-          <w:t>膏抹</w:t>
-        </w:r>
-      </w:hyperlink>
-      <w:hyperlink r:id="rId17">
-        <w:r>
-          <w:rPr>
-            <w:lang w:val="zh_CN" w:bidi="zh_CN"/>
-          </w:rPr>
-          <w:rPr>
-            <w:color w:val="0000EE"/>
-            <w:u w:val="single"/>
-          </w:rPr>
-          <w:t>祭司</w:t>
-        </w:r>
-      </w:hyperlink>
+      <w:r>
+        <w:rPr>
+          <w:lang w:val="zh_CN" w:bidi="zh_CN"/>
+        </w:rPr>
+        <w:t>膏抹</w:t>
+      </w:r>
+      <w:r>
+        <w:rPr>
+          <w:lang w:val="zh_CN" w:bidi="zh_CN"/>
+        </w:rPr>
+        <w:t>祭司</w:t>
+      </w:r>
       <w:r>
         <w:rPr>
           <w:lang w:val="zh_CN" w:bidi="zh_CN"/>
@@ -433,18 +379,12 @@
         </w:rPr>
         <w:t>当人们</w:t>
       </w:r>
-      <w:hyperlink r:id="rId18">
-        <w:r>
-          <w:rPr>
-            <w:lang w:val="zh_CN" w:bidi="zh_CN"/>
-          </w:rPr>
-          <w:rPr>
-            <w:color w:val="0000EE"/>
-            <w:u w:val="single"/>
-          </w:rPr>
-          <w:t>献祭</w:t>
-        </w:r>
-      </w:hyperlink>
+      <w:r>
+        <w:rPr>
+          <w:lang w:val="zh_CN" w:bidi="zh_CN"/>
+        </w:rPr>
+        <w:t>献祭</w:t>
+      </w:r>
       <w:r>
         <w:rPr>
           <w:lang w:val="zh_CN" w:bidi="zh_CN"/>
@@ -479,59 +419,29 @@
         </w:rPr>
         <w:t>然而，在新约中，耶稣教导人们，洁净关乎的并不是有没有远离了某些食物，或者有没有按照仪式沐浴。耶稣教导我们，如果我们想到</w:t>
       </w:r>
-      <w:hyperlink r:id="rId19">
-        <w:r>
-          <w:rPr>
-            <w:lang w:val="zh_CN" w:bidi="zh_CN"/>
-          </w:rPr>
-          <w:rPr>
-            <w:color w:val="0000EE"/>
-            <w:u w:val="single"/>
-          </w:rPr>
-          <w:t>邪恶</w:t>
-        </w:r>
-      </w:hyperlink>
+      <w:r>
+        <w:rPr>
+          <w:lang w:val="zh_CN" w:bidi="zh_CN"/>
+        </w:rPr>
+        <w:t>邪恶</w:t>
+      </w:r>
       <w:r>
         <w:rPr>
           <w:lang w:val="zh_CN" w:bidi="zh_CN"/>
         </w:rPr>
         <w:t>的念头并做了错事，我们就变得不洁净。这些事情使我们不适合事奉或敬拜神。如果我们不顺服神，我们会变得不洁净。这就是为什么</w:t>
       </w:r>
-      <w:hyperlink r:id="rId20">
-        <w:r>
-          <w:rPr>
-            <w:lang w:val="zh_CN" w:bidi="zh_CN"/>
-          </w:rPr>
-          <w:rPr>
-            <w:color w:val="0000EE"/>
-            <w:u w:val="single"/>
-          </w:rPr>
-          <w:t>邪灵</w:t>
-        </w:r>
-      </w:hyperlink>
-      <w:r>
-        <w:rPr>
-          <w:lang w:val="zh_CN" w:bidi="zh_CN"/>
-        </w:rPr>
-        <w:t>经常被称为"</w:t>
-      </w:r>
-      <w:hyperlink r:id="rId21">
-        <w:r>
-          <w:rPr>
-            <w:lang w:val="zh_CN" w:bidi="zh_CN"/>
-          </w:rPr>
-          <w:rPr>
-            <w:color w:val="0000EE"/>
-            <w:u w:val="single"/>
-          </w:rPr>
-          <w:t>不洁净的灵</w:t>
-        </w:r>
-      </w:hyperlink>
-      <w:r>
-        <w:rPr>
-          <w:lang w:val="zh_CN" w:bidi="zh_CN"/>
-        </w:rPr>
-        <w:t>"，因为它们敌挡神。</w:t>
+      <w:r>
+        <w:rPr>
+          <w:lang w:val="zh_CN" w:bidi="zh_CN"/>
+        </w:rPr>
+        <w:t>邪灵</w:t>
+      </w:r>
+      <w:r>
+        <w:rPr>
+          <w:lang w:val="zh_CN" w:bidi="zh_CN"/>
+        </w:rPr>
+        <w:t>经常被称为"不洁净的灵"，因为它们敌挡神。</w:t>
       </w:r>
     </w:p>
     <w:p>
@@ -547,90 +457,48 @@
         </w:rPr>
         <w:t>耶稣回到</w:t>
       </w:r>
-      <w:hyperlink r:id="rId22">
-        <w:r>
-          <w:rPr>
-            <w:lang w:val="zh_CN" w:bidi="zh_CN"/>
-          </w:rPr>
-          <w:rPr>
-            <w:color w:val="0000EE"/>
-            <w:u w:val="single"/>
-          </w:rPr>
-          <w:t>天上</w:t>
-        </w:r>
-      </w:hyperlink>
+      <w:r>
+        <w:rPr>
+          <w:lang w:val="zh_CN" w:bidi="zh_CN"/>
+        </w:rPr>
+        <w:t>天上</w:t>
+      </w:r>
       <w:r>
         <w:rPr>
           <w:lang w:val="zh_CN" w:bidi="zh_CN"/>
         </w:rPr>
         <w:t>以后，越来越多的人成为跟从祂的人。他们当中也有不是</w:t>
       </w:r>
-      <w:hyperlink r:id="rId23">
-        <w:r>
-          <w:rPr>
-            <w:lang w:val="zh_CN" w:bidi="zh_CN"/>
-          </w:rPr>
-          <w:rPr>
-            <w:color w:val="0000EE"/>
-            <w:u w:val="single"/>
-          </w:rPr>
-          <w:t>犹太人</w:t>
-        </w:r>
-      </w:hyperlink>
-      <w:r>
-        <w:rPr>
-          <w:lang w:val="zh_CN" w:bidi="zh_CN"/>
-        </w:rPr>
-        <w:t>的。</w:t>
-      </w:r>
-      <w:hyperlink r:id="rId24">
-        <w:r>
-          <w:rPr>
-            <w:lang w:val="zh_CN" w:bidi="zh_CN"/>
-          </w:rPr>
-          <w:rPr>
-            <w:color w:val="0000EE"/>
-            <w:u w:val="single"/>
-          </w:rPr>
-          <w:t>教会</w:t>
-        </w:r>
-      </w:hyperlink>
-      <w:r>
-        <w:rPr>
-          <w:lang w:val="zh_CN" w:bidi="zh_CN"/>
-        </w:rPr>
-        <w:t>起初认为非犹太人是不洁净的，因此不能成为神的子民。但神教导教会，关于人或物洁净的旧规定不再重要。神欢迎各</w:t>
-      </w:r>
-      <w:hyperlink r:id="rId25">
-        <w:r>
-          <w:rPr>
-            <w:lang w:val="zh_CN" w:bidi="zh_CN"/>
-          </w:rPr>
-          <w:rPr>
-            <w:color w:val="0000EE"/>
-            <w:u w:val="single"/>
-          </w:rPr>
-          <w:t>国</w:t>
-        </w:r>
-      </w:hyperlink>
+      <w:r>
+        <w:rPr>
+          <w:lang w:val="zh_CN" w:bidi="zh_CN"/>
+        </w:rPr>
+        <w:t>犹太人</w:t>
+      </w:r>
+      <w:r>
+        <w:rPr>
+          <w:lang w:val="zh_CN" w:bidi="zh_CN"/>
+        </w:rPr>
+        <w:t>的。教会起初认为非犹太人是不洁净的，因此不能成为神的子民。但神教导教会，关于人或物洁净的旧规定不再重要。神欢迎各</w:t>
+      </w:r>
+      <w:r>
+        <w:rPr>
+          <w:lang w:val="zh_CN" w:bidi="zh_CN"/>
+        </w:rPr>
+        <w:t>国</w:t>
+      </w:r>
       <w:r>
         <w:rPr>
           <w:lang w:val="zh_CN" w:bidi="zh_CN"/>
         </w:rPr>
         <w:t>的人，并且一个人吃或不吃什么不再重要。耶稣洁净了人们。现在重要的是要通过远离</w:t>
       </w:r>
-      <w:hyperlink r:id="rId26">
-        <w:r>
-          <w:rPr>
-            <w:lang w:val="zh_CN" w:bidi="zh_CN"/>
-          </w:rPr>
-          <w:rPr>
-            <w:color w:val="0000EE"/>
-            <w:u w:val="single"/>
-          </w:rPr>
-          <w:t>罪</w:t>
-        </w:r>
-      </w:hyperlink>
+      <w:r>
+        <w:rPr>
+          <w:lang w:val="zh_CN" w:bidi="zh_CN"/>
+        </w:rPr>
+        <w:t>罪</w:t>
+      </w:r>
       <w:r>
         <w:rPr>
           <w:lang w:val="zh_CN" w:bidi="zh_CN"/>
@@ -690,7 +558,7 @@
           <w:lang w:val="zh_CN" w:bidi="zh_CN"/>
         </w:rPr>
       </w:r>
-      <w:hyperlink r:id="rId27">
+      <w:hyperlink r:id="rId13">
         <w:r>
           <w:rPr>
             <w:lang w:val="zh_CN" w:bidi="zh_CN"/>

--- a/zhs/docx/033.content.docx
+++ b/zhs/docx/033.content.docx
@@ -504,77 +504,6 @@
           <w:lang w:val="zh_CN" w:bidi="zh_CN"/>
         </w:rPr>
         <w:t>来保持洁净。</w:t>
-      </w:r>
-      <w:r>
-        <w:rPr>
-          <w:lang w:val="zh_CN" w:bidi="zh_CN"/>
-        </w:rPr>
-      </w:r>
-      <w:r>
-        <w:rPr>
-          <w:lang w:val="zh_CN" w:bidi="zh_CN"/>
-        </w:rPr>
-      </w:r>
-    </w:p>
-    <w:p>
-      <w:pPr/>
-      <w:r>
-        <w:rPr>
-          <w:lang w:val="zh_CN" w:bidi="zh_CN"/>
-        </w:rPr>
-      </w:r>
-    </w:p>
-    <w:p>
-      <w:pPr>
-        <w:pStyle w:val="Heading2"/>
-      </w:pPr>
-      <w:r>
-        <w:rPr>
-          <w:lang w:val="zh_CN" w:bidi="zh_CN"/>
-        </w:rPr>
-        <w:t>洁净/不洁净</w:t>
-      </w:r>
-      <w:r>
-        <w:rPr>
-          <w:lang w:val="zh_CN" w:bidi="zh_CN"/>
-        </w:rPr>
-      </w:r>
-    </w:p>
-    <w:p>
-      <w:pPr>
-        <w:pStyle w:val="Heading4"/>
-      </w:pPr>
-      <w:r>
-        <w:rPr>
-          <w:lang w:val="zh_CN" w:bidi="zh_CN"/>
-        </w:rPr>
-        <w:t>Audio Content</w:t>
-      </w:r>
-    </w:p>
-    <w:p>
-      <w:pPr/>
-      <w:r>
-        <w:rPr>
-          <w:lang w:val="zh_CN" w:bidi="zh_CN"/>
-        </w:rPr>
-      </w:r>
-      <w:hyperlink r:id="rId13">
-        <w:r>
-          <w:rPr>
-            <w:lang w:val="zh_CN" w:bidi="zh_CN"/>
-          </w:rPr>
-          <w:rPr>
-            <w:color w:val="0000EE"/>
-            <w:u w:val="single"/>
-          </w:rPr>
-          <w:t>mp3 file</w:t>
-        </w:r>
-      </w:hyperlink>
-      <w:r>
-        <w:rPr>
-          <w:lang w:val="zh_CN" w:bidi="zh_CN"/>
-        </w:rPr>
-        <w:t xml:space="preserve"> (None KB)</w:t>
       </w:r>
       <w:r>
         <w:rPr>

--- a/zhs/docx/033.content.docx
+++ b/zhs/docx/033.content.docx
@@ -249,7 +249,25 @@
         <w:rPr>
           <w:lang w:val="zh_CN" w:bidi="zh_CN"/>
         </w:rPr>
-        <w:t>洁净是一个人的正常状态，但如果一个人不遵守洁净的条例，他就可能会变得不洁净。关于物品是洁净或不洁净的条例，有助于以色列人记住他们是神特别的子民。正如洁净的物品要远离不洁净的物品一样，以色列人必须远离不洁净的东西。这些东西可能是不洁净的动物或物品，或不洁净的行为，比如罪。</w:t>
+        <w:t>洁净是一个人的正常状态，但如果一个人不遵守洁净的条例，他就可能会变得不洁净。关于物品是洁净或不洁净的条例，有助于</w:t>
+      </w:r>
+      <w:hyperlink r:id="rId13">
+        <w:r>
+          <w:rPr>
+            <w:lang w:val="zh_CN" w:bidi="zh_CN"/>
+          </w:rPr>
+          <w:rPr>
+            <w:color w:val="0000EE"/>
+            <w:u w:val="single"/>
+          </w:rPr>
+          <w:t>以色列人</w:t>
+        </w:r>
+      </w:hyperlink>
+      <w:r>
+        <w:rPr>
+          <w:lang w:val="zh_CN" w:bidi="zh_CN"/>
+        </w:rPr>
+        <w:t>记住他们是神特别的子民。正如洁净的物品要远离不洁净的物品一样，以色列人必须远离不洁净的东西。这些东西可能是不洁净的动物或物品，或不洁净的行为，比如罪。</w:t>
       </w:r>
     </w:p>
     <w:p>
@@ -291,32 +309,68 @@
         <w:rPr>
           <w:lang w:val="zh_CN" w:bidi="zh_CN"/>
         </w:rPr>
-        <w:t>在敬拜神的时候，洁净和不洁净之间的区别非常重要。所有不洁净的东西都不可以进入</w:t>
-      </w:r>
-      <w:r>
-        <w:rPr>
-          <w:lang w:val="zh_CN" w:bidi="zh_CN"/>
-        </w:rPr>
-        <w:t>圣殿</w:t>
-      </w:r>
+        <w:t>在</w:t>
+      </w:r>
+      <w:hyperlink r:id="rId14">
+        <w:r>
+          <w:rPr>
+            <w:lang w:val="zh_CN" w:bidi="zh_CN"/>
+          </w:rPr>
+          <w:rPr>
+            <w:color w:val="0000EE"/>
+            <w:u w:val="single"/>
+          </w:rPr>
+          <w:t>敬拜</w:t>
+        </w:r>
+      </w:hyperlink>
+      <w:r>
+        <w:rPr>
+          <w:lang w:val="zh_CN" w:bidi="zh_CN"/>
+        </w:rPr>
+        <w:t>神的时候，洁净和不洁净之间的区别非常重要。所有不洁净的东西都不可以进入</w:t>
+      </w:r>
+      <w:hyperlink r:id="rId15">
+        <w:r>
+          <w:rPr>
+            <w:lang w:val="zh_CN" w:bidi="zh_CN"/>
+          </w:rPr>
+          <w:rPr>
+            <w:color w:val="0000EE"/>
+            <w:u w:val="single"/>
+          </w:rPr>
+          <w:t>圣殿</w:t>
+        </w:r>
+      </w:hyperlink>
       <w:r>
         <w:rPr>
           <w:lang w:val="zh_CN" w:bidi="zh_CN"/>
         </w:rPr>
         <w:t>。神已</w:t>
       </w:r>
-      <w:r>
-        <w:rPr>
-          <w:lang w:val="zh_CN" w:bidi="zh_CN"/>
-        </w:rPr>
-        <w:t>膏抹</w:t>
-      </w:r>
-      <w:r>
-        <w:rPr>
-          <w:lang w:val="zh_CN" w:bidi="zh_CN"/>
-        </w:rPr>
-        <w:t>祭司</w:t>
-      </w:r>
+      <w:hyperlink r:id="rId16">
+        <w:r>
+          <w:rPr>
+            <w:lang w:val="zh_CN" w:bidi="zh_CN"/>
+          </w:rPr>
+          <w:rPr>
+            <w:color w:val="0000EE"/>
+            <w:u w:val="single"/>
+          </w:rPr>
+          <w:t>膏抹</w:t>
+        </w:r>
+      </w:hyperlink>
+      <w:hyperlink r:id="rId17">
+        <w:r>
+          <w:rPr>
+            <w:lang w:val="zh_CN" w:bidi="zh_CN"/>
+          </w:rPr>
+          <w:rPr>
+            <w:color w:val="0000EE"/>
+            <w:u w:val="single"/>
+          </w:rPr>
+          <w:t>祭司</w:t>
+        </w:r>
+      </w:hyperlink>
       <w:r>
         <w:rPr>
           <w:lang w:val="zh_CN" w:bidi="zh_CN"/>
@@ -379,12 +433,18 @@
         </w:rPr>
         <w:t>当人们</w:t>
       </w:r>
-      <w:r>
-        <w:rPr>
-          <w:lang w:val="zh_CN" w:bidi="zh_CN"/>
-        </w:rPr>
-        <w:t>献祭</w:t>
-      </w:r>
+      <w:hyperlink r:id="rId18">
+        <w:r>
+          <w:rPr>
+            <w:lang w:val="zh_CN" w:bidi="zh_CN"/>
+          </w:rPr>
+          <w:rPr>
+            <w:color w:val="0000EE"/>
+            <w:u w:val="single"/>
+          </w:rPr>
+          <w:t>献祭</w:t>
+        </w:r>
+      </w:hyperlink>
       <w:r>
         <w:rPr>
           <w:lang w:val="zh_CN" w:bidi="zh_CN"/>
@@ -419,29 +479,59 @@
         </w:rPr>
         <w:t>然而，在新约中，耶稣教导人们，洁净关乎的并不是有没有远离了某些食物，或者有没有按照仪式沐浴。耶稣教导我们，如果我们想到</w:t>
       </w:r>
-      <w:r>
-        <w:rPr>
-          <w:lang w:val="zh_CN" w:bidi="zh_CN"/>
-        </w:rPr>
-        <w:t>邪恶</w:t>
-      </w:r>
+      <w:hyperlink r:id="rId19">
+        <w:r>
+          <w:rPr>
+            <w:lang w:val="zh_CN" w:bidi="zh_CN"/>
+          </w:rPr>
+          <w:rPr>
+            <w:color w:val="0000EE"/>
+            <w:u w:val="single"/>
+          </w:rPr>
+          <w:t>邪恶</w:t>
+        </w:r>
+      </w:hyperlink>
       <w:r>
         <w:rPr>
           <w:lang w:val="zh_CN" w:bidi="zh_CN"/>
         </w:rPr>
         <w:t>的念头并做了错事，我们就变得不洁净。这些事情使我们不适合事奉或敬拜神。如果我们不顺服神，我们会变得不洁净。这就是为什么</w:t>
       </w:r>
-      <w:r>
-        <w:rPr>
-          <w:lang w:val="zh_CN" w:bidi="zh_CN"/>
-        </w:rPr>
-        <w:t>邪灵</w:t>
-      </w:r>
-      <w:r>
-        <w:rPr>
-          <w:lang w:val="zh_CN" w:bidi="zh_CN"/>
-        </w:rPr>
-        <w:t>经常被称为"不洁净的灵"，因为它们敌挡神。</w:t>
+      <w:hyperlink r:id="rId20">
+        <w:r>
+          <w:rPr>
+            <w:lang w:val="zh_CN" w:bidi="zh_CN"/>
+          </w:rPr>
+          <w:rPr>
+            <w:color w:val="0000EE"/>
+            <w:u w:val="single"/>
+          </w:rPr>
+          <w:t>邪灵</w:t>
+        </w:r>
+      </w:hyperlink>
+      <w:r>
+        <w:rPr>
+          <w:lang w:val="zh_CN" w:bidi="zh_CN"/>
+        </w:rPr>
+        <w:t>经常被称为"</w:t>
+      </w:r>
+      <w:hyperlink r:id="rId21">
+        <w:r>
+          <w:rPr>
+            <w:lang w:val="zh_CN" w:bidi="zh_CN"/>
+          </w:rPr>
+          <w:rPr>
+            <w:color w:val="0000EE"/>
+            <w:u w:val="single"/>
+          </w:rPr>
+          <w:t>不洁净的灵</w:t>
+        </w:r>
+      </w:hyperlink>
+      <w:r>
+        <w:rPr>
+          <w:lang w:val="zh_CN" w:bidi="zh_CN"/>
+        </w:rPr>
+        <w:t>"，因为它们敌挡神。</w:t>
       </w:r>
     </w:p>
     <w:p>
@@ -457,48 +547,90 @@
         </w:rPr>
         <w:t>耶稣回到</w:t>
       </w:r>
-      <w:r>
-        <w:rPr>
-          <w:lang w:val="zh_CN" w:bidi="zh_CN"/>
-        </w:rPr>
-        <w:t>天上</w:t>
-      </w:r>
+      <w:hyperlink r:id="rId22">
+        <w:r>
+          <w:rPr>
+            <w:lang w:val="zh_CN" w:bidi="zh_CN"/>
+          </w:rPr>
+          <w:rPr>
+            <w:color w:val="0000EE"/>
+            <w:u w:val="single"/>
+          </w:rPr>
+          <w:t>天上</w:t>
+        </w:r>
+      </w:hyperlink>
       <w:r>
         <w:rPr>
           <w:lang w:val="zh_CN" w:bidi="zh_CN"/>
         </w:rPr>
         <w:t>以后，越来越多的人成为跟从祂的人。他们当中也有不是</w:t>
       </w:r>
-      <w:r>
-        <w:rPr>
-          <w:lang w:val="zh_CN" w:bidi="zh_CN"/>
-        </w:rPr>
-        <w:t>犹太人</w:t>
-      </w:r>
-      <w:r>
-        <w:rPr>
-          <w:lang w:val="zh_CN" w:bidi="zh_CN"/>
-        </w:rPr>
-        <w:t>的。教会起初认为非犹太人是不洁净的，因此不能成为神的子民。但神教导教会，关于人或物洁净的旧规定不再重要。神欢迎各</w:t>
-      </w:r>
-      <w:r>
-        <w:rPr>
-          <w:lang w:val="zh_CN" w:bidi="zh_CN"/>
-        </w:rPr>
-        <w:t>国</w:t>
-      </w:r>
+      <w:hyperlink r:id="rId23">
+        <w:r>
+          <w:rPr>
+            <w:lang w:val="zh_CN" w:bidi="zh_CN"/>
+          </w:rPr>
+          <w:rPr>
+            <w:color w:val="0000EE"/>
+            <w:u w:val="single"/>
+          </w:rPr>
+          <w:t>犹太人</w:t>
+        </w:r>
+      </w:hyperlink>
+      <w:r>
+        <w:rPr>
+          <w:lang w:val="zh_CN" w:bidi="zh_CN"/>
+        </w:rPr>
+        <w:t>的。</w:t>
+      </w:r>
+      <w:hyperlink r:id="rId24">
+        <w:r>
+          <w:rPr>
+            <w:lang w:val="zh_CN" w:bidi="zh_CN"/>
+          </w:rPr>
+          <w:rPr>
+            <w:color w:val="0000EE"/>
+            <w:u w:val="single"/>
+          </w:rPr>
+          <w:t>教会</w:t>
+        </w:r>
+      </w:hyperlink>
+      <w:r>
+        <w:rPr>
+          <w:lang w:val="zh_CN" w:bidi="zh_CN"/>
+        </w:rPr>
+        <w:t>起初认为非犹太人是不洁净的，因此不能成为神的子民。但神教导教会，关于人或物洁净的旧规定不再重要。神欢迎各</w:t>
+      </w:r>
+      <w:hyperlink r:id="rId25">
+        <w:r>
+          <w:rPr>
+            <w:lang w:val="zh_CN" w:bidi="zh_CN"/>
+          </w:rPr>
+          <w:rPr>
+            <w:color w:val="0000EE"/>
+            <w:u w:val="single"/>
+          </w:rPr>
+          <w:t>国</w:t>
+        </w:r>
+      </w:hyperlink>
       <w:r>
         <w:rPr>
           <w:lang w:val="zh_CN" w:bidi="zh_CN"/>
         </w:rPr>
         <w:t>的人，并且一个人吃或不吃什么不再重要。耶稣洁净了人们。现在重要的是要通过远离</w:t>
       </w:r>
-      <w:r>
-        <w:rPr>
-          <w:lang w:val="zh_CN" w:bidi="zh_CN"/>
-        </w:rPr>
-        <w:t>罪</w:t>
-      </w:r>
+      <w:hyperlink r:id="rId26">
+        <w:r>
+          <w:rPr>
+            <w:lang w:val="zh_CN" w:bidi="zh_CN"/>
+          </w:rPr>
+          <w:rPr>
+            <w:color w:val="0000EE"/>
+            <w:u w:val="single"/>
+          </w:rPr>
+          <w:t>罪</w:t>
+        </w:r>
+      </w:hyperlink>
       <w:r>
         <w:rPr>
           <w:lang w:val="zh_CN" w:bidi="zh_CN"/>
